--- a/blended_learning/gitcubeQR.docx
+++ b/blended_learning/gitcubeQR.docx
@@ -208,18 +208,18 @@
       <w:r>
         <w:rPr/>
         <w:drawing>
-          <wp:anchor behindDoc="0" distT="0" distB="0" distL="0" distR="0" simplePos="0" locked="0" layoutInCell="0" allowOverlap="1" relativeHeight="4">
+          <wp:anchor behindDoc="0" distT="0" distB="0" distL="0" distR="0" simplePos="0" locked="0" layoutInCell="0" allowOverlap="1" relativeHeight="3">
             <wp:simplePos x="0" y="0"/>
             <wp:positionH relativeFrom="column">
-              <wp:posOffset>-321310</wp:posOffset>
+              <wp:posOffset>4104640</wp:posOffset>
             </wp:positionH>
             <wp:positionV relativeFrom="paragraph">
-              <wp:posOffset>461010</wp:posOffset>
+              <wp:posOffset>283210</wp:posOffset>
             </wp:positionV>
-            <wp:extent cx="2327910" cy="2327910"/>
+            <wp:extent cx="2521585" cy="2521585"/>
             <wp:effectExtent l="0" t="0" r="0" b="0"/>
             <wp:wrapSquare wrapText="largest"/>
-            <wp:docPr id="2" name="Изображение3" descr=""/>
+            <wp:docPr id="2" name="Изображение2" descr=""/>
             <wp:cNvGraphicFramePr>
               <a:graphicFrameLocks xmlns:a="http://schemas.openxmlformats.org/drawingml/2006/main" noChangeAspect="1"/>
             </wp:cNvGraphicFramePr>
@@ -227,13 +227,69 @@
               <a:graphicData uri="http://schemas.openxmlformats.org/drawingml/2006/picture">
                 <pic:pic xmlns:pic="http://schemas.openxmlformats.org/drawingml/2006/picture">
                   <pic:nvPicPr>
-                    <pic:cNvPr id="2" name="Изображение3" descr=""/>
+                    <pic:cNvPr id="2" name="Изображение2" descr=""/>
                     <pic:cNvPicPr>
                       <a:picLocks noChangeAspect="1" noChangeArrowheads="1"/>
                     </pic:cNvPicPr>
                   </pic:nvPicPr>
                   <pic:blipFill>
                     <a:blip r:embed="rId3"/>
+                    <a:stretch>
+                      <a:fillRect/>
+                    </a:stretch>
+                  </pic:blipFill>
+                  <pic:spPr bwMode="auto">
+                    <a:xfrm>
+                      <a:off x="0" y="0"/>
+                      <a:ext cx="2521585" cy="2521585"/>
+                    </a:xfrm>
+                    <a:prstGeom prst="rect">
+                      <a:avLst/>
+                    </a:prstGeom>
+                  </pic:spPr>
+                </pic:pic>
+              </a:graphicData>
+            </a:graphic>
+          </wp:anchor>
+        </w:drawing>
+      </w:r>
+    </w:p>
+    <w:p>
+      <w:pPr>
+        <w:pStyle w:val="Normal"/>
+        <w:bidi w:val="0"/>
+        <w:jc w:val="left"/>
+        <w:rPr/>
+      </w:pPr>
+      <w:r>
+        <w:rPr/>
+        <w:drawing>
+          <wp:anchor behindDoc="0" distT="0" distB="0" distL="0" distR="0" simplePos="0" locked="0" layoutInCell="0" allowOverlap="1" relativeHeight="4">
+            <wp:simplePos x="0" y="0"/>
+            <wp:positionH relativeFrom="column">
+              <wp:posOffset>-372110</wp:posOffset>
+            </wp:positionH>
+            <wp:positionV relativeFrom="paragraph">
+              <wp:posOffset>152400</wp:posOffset>
+            </wp:positionV>
+            <wp:extent cx="2327910" cy="2327910"/>
+            <wp:effectExtent l="0" t="0" r="0" b="0"/>
+            <wp:wrapSquare wrapText="largest"/>
+            <wp:docPr id="3" name="Изображение3" descr=""/>
+            <wp:cNvGraphicFramePr>
+              <a:graphicFrameLocks xmlns:a="http://schemas.openxmlformats.org/drawingml/2006/main" noChangeAspect="1"/>
+            </wp:cNvGraphicFramePr>
+            <a:graphic xmlns:a="http://schemas.openxmlformats.org/drawingml/2006/main">
+              <a:graphicData uri="http://schemas.openxmlformats.org/drawingml/2006/picture">
+                <pic:pic xmlns:pic="http://schemas.openxmlformats.org/drawingml/2006/picture">
+                  <pic:nvPicPr>
+                    <pic:cNvPr id="3" name="Изображение3" descr=""/>
+                    <pic:cNvPicPr>
+                      <a:picLocks noChangeAspect="1" noChangeArrowheads="1"/>
+                    </pic:cNvPicPr>
+                  </pic:nvPicPr>
+                  <pic:blipFill>
+                    <a:blip r:embed="rId4"/>
                     <a:stretch>
                       <a:fillRect/>
                     </a:stretch>
@@ -263,51 +319,6 @@
       </w:pPr>
       <w:r>
         <w:rPr/>
-        <w:drawing>
-          <wp:anchor behindDoc="0" distT="0" distB="0" distL="0" distR="0" simplePos="0" locked="0" layoutInCell="0" allowOverlap="1" relativeHeight="3">
-            <wp:simplePos x="0" y="0"/>
-            <wp:positionH relativeFrom="column">
-              <wp:posOffset>4142740</wp:posOffset>
-            </wp:positionH>
-            <wp:positionV relativeFrom="paragraph">
-              <wp:posOffset>152400</wp:posOffset>
-            </wp:positionV>
-            <wp:extent cx="2521585" cy="2521585"/>
-            <wp:effectExtent l="0" t="0" r="0" b="0"/>
-            <wp:wrapSquare wrapText="largest"/>
-            <wp:docPr id="3" name="Изображение2" descr=""/>
-            <wp:cNvGraphicFramePr>
-              <a:graphicFrameLocks xmlns:a="http://schemas.openxmlformats.org/drawingml/2006/main" noChangeAspect="1"/>
-            </wp:cNvGraphicFramePr>
-            <a:graphic xmlns:a="http://schemas.openxmlformats.org/drawingml/2006/main">
-              <a:graphicData uri="http://schemas.openxmlformats.org/drawingml/2006/picture">
-                <pic:pic xmlns:pic="http://schemas.openxmlformats.org/drawingml/2006/picture">
-                  <pic:nvPicPr>
-                    <pic:cNvPr id="3" name="Изображение2" descr=""/>
-                    <pic:cNvPicPr>
-                      <a:picLocks noChangeAspect="1" noChangeArrowheads="1"/>
-                    </pic:cNvPicPr>
-                  </pic:nvPicPr>
-                  <pic:blipFill>
-                    <a:blip r:embed="rId4"/>
-                    <a:stretch>
-                      <a:fillRect/>
-                    </a:stretch>
-                  </pic:blipFill>
-                  <pic:spPr bwMode="auto">
-                    <a:xfrm>
-                      <a:off x="0" y="0"/>
-                      <a:ext cx="2521585" cy="2521585"/>
-                    </a:xfrm>
-                    <a:prstGeom prst="rect">
-                      <a:avLst/>
-                    </a:prstGeom>
-                  </pic:spPr>
-                </pic:pic>
-              </a:graphicData>
-            </a:graphic>
-          </wp:anchor>
-        </w:drawing>
       </w:r>
     </w:p>
     <w:p>
@@ -455,10 +466,10 @@
           <wp:anchor behindDoc="0" distT="0" distB="0" distL="0" distR="0" simplePos="0" locked="0" layoutInCell="0" allowOverlap="1" relativeHeight="5">
             <wp:simplePos x="0" y="0"/>
             <wp:positionH relativeFrom="column">
-              <wp:posOffset>1923415</wp:posOffset>
+              <wp:posOffset>1993265</wp:posOffset>
             </wp:positionH>
             <wp:positionV relativeFrom="paragraph">
-              <wp:posOffset>159385</wp:posOffset>
+              <wp:posOffset>26035</wp:posOffset>
             </wp:positionV>
             <wp:extent cx="2245360" cy="2245360"/>
             <wp:effectExtent l="0" t="0" r="0" b="0"/>
@@ -599,35 +610,42 @@
     </w:p>
     <w:p>
       <w:pPr>
-        <w:pStyle w:val="Normal"/>
-        <w:bidi w:val="0"/>
-        <w:jc w:val="left"/>
-        <w:rPr/>
-      </w:pPr>
-      <w:r>
-        <w:rPr/>
-      </w:r>
-    </w:p>
-    <w:p>
-      <w:pPr>
-        <w:pStyle w:val="Normal"/>
-        <w:bidi w:val="0"/>
-        <w:jc w:val="left"/>
-        <w:rPr/>
-      </w:pPr>
-      <w:r>
-        <w:rPr/>
-      </w:r>
-    </w:p>
-    <w:p>
-      <w:pPr>
         <w:pStyle w:val="1"/>
+        <w:keepNext w:val="true"/>
+        <w:widowControl/>
         <w:numPr>
           <w:ilvl w:val="0"/>
           <w:numId w:val="0"/>
         </w:numPr>
-        <w:bidi w:val="0"/>
-        <w:ind w:left="0" w:hanging="0"/>
+        <w:suppressAutoHyphens w:val="true"/>
+        <w:bidi w:val="0"/>
+        <w:spacing w:before="240" w:after="120"/>
+        <w:ind w:left="-170" w:right="0" w:hanging="0"/>
+        <w:jc w:val="left"/>
+        <w:rPr>
+          <w:b w:val="false"/>
+          <w:b w:val="false"/>
+          <w:bCs w:val="false"/>
+          <w:sz w:val="24"/>
+          <w:szCs w:val="24"/>
+        </w:rPr>
+      </w:pPr>
+      <w:r>
+        <w:rPr/>
+      </w:r>
+    </w:p>
+    <w:p>
+      <w:pPr>
+        <w:pStyle w:val="1"/>
+        <w:widowControl/>
+        <w:numPr>
+          <w:ilvl w:val="0"/>
+          <w:numId w:val="0"/>
+        </w:numPr>
+        <w:suppressAutoHyphens w:val="true"/>
+        <w:bidi w:val="0"/>
+        <w:spacing w:before="240" w:after="120"/>
+        <w:ind w:left="-170" w:right="0" w:hanging="0"/>
         <w:jc w:val="left"/>
         <w:rPr/>
       </w:pPr>
@@ -638,7 +656,7 @@
           <w:sz w:val="24"/>
           <w:szCs w:val="24"/>
         </w:rPr>
-        <w:t xml:space="preserve">     </w:t>
+        <w:t xml:space="preserve">                     </w:t>
       </w:r>
       <w:r>
         <w:rPr>
@@ -647,12 +665,66 @@
           <w:sz w:val="24"/>
           <w:szCs w:val="24"/>
         </w:rPr>
-        <w:t>Программа «Цифровая платформа персонализированного образования»</w:t>
-      </w:r>
-    </w:p>
-    <w:p>
-      <w:pPr>
-        <w:pStyle w:val="Style18"/>
+        <w:t>Программа «</w:t>
+      </w:r>
+      <w:r>
+        <w:rPr>
+          <w:b w:val="false"/>
+          <w:bCs w:val="false"/>
+          <w:sz w:val="24"/>
+          <w:szCs w:val="24"/>
+        </w:rPr>
+        <w:t xml:space="preserve">Смешанное </w:t>
+      </w:r>
+      <w:r>
+        <w:rPr>
+          <w:b w:val="false"/>
+          <w:bCs w:val="false"/>
+          <w:sz w:val="24"/>
+          <w:szCs w:val="24"/>
+        </w:rPr>
+        <w:t>персонализированно</w:t>
+      </w:r>
+      <w:r>
+        <w:rPr>
+          <w:b w:val="false"/>
+          <w:bCs w:val="false"/>
+          <w:sz w:val="24"/>
+          <w:szCs w:val="24"/>
+        </w:rPr>
+        <w:t>е</w:t>
+      </w:r>
+      <w:r>
+        <w:rPr>
+          <w:b w:val="false"/>
+          <w:bCs w:val="false"/>
+          <w:sz w:val="24"/>
+          <w:szCs w:val="24"/>
+        </w:rPr>
+        <w:t xml:space="preserve"> образовани</w:t>
+      </w:r>
+      <w:r>
+        <w:rPr>
+          <w:b w:val="false"/>
+          <w:bCs w:val="false"/>
+          <w:sz w:val="24"/>
+          <w:szCs w:val="24"/>
+        </w:rPr>
+        <w:t>е</w:t>
+      </w:r>
+      <w:r>
+        <w:rPr>
+          <w:b w:val="false"/>
+          <w:bCs w:val="false"/>
+          <w:sz w:val="24"/>
+          <w:szCs w:val="24"/>
+        </w:rPr>
+        <w:t>»</w:t>
+      </w:r>
+    </w:p>
+    <w:p>
+      <w:pPr>
+        <w:pStyle w:val="Style17"/>
         <w:widowControl/>
         <w:suppressAutoHyphens w:val="true"/>
         <w:bidi w:val="0"/>
@@ -668,7 +740,7 @@
     </w:p>
     <w:p>
       <w:pPr>
-        <w:pStyle w:val="Style18"/>
+        <w:pStyle w:val="Style17"/>
         <w:bidi w:val="0"/>
         <w:jc w:val="left"/>
         <w:rPr/>
@@ -684,7 +756,7 @@
     </w:p>
     <w:p>
       <w:pPr>
-        <w:pStyle w:val="Style18"/>
+        <w:pStyle w:val="Style17"/>
         <w:bidi w:val="0"/>
         <w:spacing w:before="0" w:after="140"/>
         <w:rPr/>
@@ -700,24 +772,20 @@
     </w:p>
     <w:p>
       <w:pPr>
-        <w:pStyle w:val="Style18"/>
+        <w:pStyle w:val="Style17"/>
         <w:bidi w:val="0"/>
         <w:spacing w:before="0" w:after="140"/>
         <w:rPr/>
       </w:pPr>
       <w:r>
         <w:rPr>
-          <w:rStyle w:val="Style16"/>
+          <w:rStyle w:val="Strong"/>
         </w:rPr>
         <w:t>Педагог дополнительного образования</w:t>
       </w:r>
       <w:r>
         <w:rPr/>
-        <w:t xml:space="preserve">: Токазин Юрий Викторович </w:t>
-      </w:r>
-      <w:r>
-        <w:rPr/>
-        <w:t>тел. +7 924 774 20 54</w:t>
+        <w:t>: Токазин Юрий Викторович тел. +7 924 774 20 54</w:t>
       </w:r>
     </w:p>
     <w:sectPr>
@@ -1065,8 +1133,8 @@
   </w:style>
   <w:style w:type="paragraph" w:styleId="1">
     <w:name w:val="Heading 1"/>
-    <w:basedOn w:val="Style17"/>
-    <w:next w:val="Style18"/>
+    <w:basedOn w:val="Style16"/>
+    <w:next w:val="Style17"/>
     <w:qFormat/>
     <w:pPr>
       <w:numPr>
@@ -1110,18 +1178,10 @@
     <w:qFormat/>
     <w:rPr/>
   </w:style>
-  <w:style w:type="character" w:styleId="Style16">
-    <w:name w:val="Strong"/>
-    <w:qFormat/>
-    <w:rPr>
-      <w:b/>
-      <w:bCs/>
-    </w:rPr>
-  </w:style>
-  <w:style w:type="paragraph" w:styleId="Style17">
+  <w:style w:type="paragraph" w:styleId="Style16">
     <w:name w:val="Заголовок"/>
     <w:basedOn w:val="Normal"/>
-    <w:next w:val="Style18"/>
+    <w:next w:val="Style17"/>
     <w:qFormat/>
     <w:pPr>
       <w:keepNext w:val="true"/>
@@ -1133,7 +1193,7 @@
       <w:szCs w:val="28"/>
     </w:rPr>
   </w:style>
-  <w:style w:type="paragraph" w:styleId="Style18">
+  <w:style w:type="paragraph" w:styleId="Style17">
     <w:name w:val="Body Text"/>
     <w:basedOn w:val="Normal"/>
     <w:pPr>
@@ -1141,15 +1201,15 @@
     </w:pPr>
     <w:rPr/>
   </w:style>
-  <w:style w:type="paragraph" w:styleId="Style19">
+  <w:style w:type="paragraph" w:styleId="Style18">
     <w:name w:val="List"/>
-    <w:basedOn w:val="Style18"/>
+    <w:basedOn w:val="Style17"/>
     <w:pPr/>
     <w:rPr>
       <w:rFonts w:cs="Lohit Devanagari"/>
     </w:rPr>
   </w:style>
-  <w:style w:type="paragraph" w:styleId="Style20">
+  <w:style w:type="paragraph" w:styleId="Style19">
     <w:name w:val="Caption"/>
     <w:basedOn w:val="Normal"/>
     <w:qFormat/>
@@ -1165,7 +1225,7 @@
       <w:szCs w:val="24"/>
     </w:rPr>
   </w:style>
-  <w:style w:type="paragraph" w:styleId="Style21">
+  <w:style w:type="paragraph" w:styleId="Style20">
     <w:name w:val="Указатель"/>
     <w:basedOn w:val="Normal"/>
     <w:qFormat/>
@@ -1176,10 +1236,10 @@
       <w:rFonts w:cs="Lohit Devanagari"/>
     </w:rPr>
   </w:style>
-  <w:style w:type="paragraph" w:styleId="Style22">
+  <w:style w:type="paragraph" w:styleId="Style21">
     <w:name w:val="Title"/>
-    <w:basedOn w:val="Style17"/>
-    <w:next w:val="Style18"/>
+    <w:basedOn w:val="Style16"/>
+    <w:next w:val="Style17"/>
     <w:qFormat/>
     <w:pPr>
       <w:jc w:val="center"/>
@@ -1191,7 +1251,7 @@
       <w:szCs w:val="56"/>
     </w:rPr>
   </w:style>
-  <w:style w:type="paragraph" w:styleId="Style23">
+  <w:style w:type="paragraph" w:styleId="Style22">
     <w:name w:val="Колонтитул"/>
     <w:basedOn w:val="Normal"/>
     <w:qFormat/>
@@ -1205,9 +1265,9 @@
     </w:pPr>
     <w:rPr/>
   </w:style>
-  <w:style w:type="paragraph" w:styleId="Style24">
+  <w:style w:type="paragraph" w:styleId="Style23">
     <w:name w:val="Header"/>
-    <w:basedOn w:val="Style23"/>
+    <w:basedOn w:val="Style22"/>
     <w:pPr>
       <w:suppressLineNumbers/>
     </w:pPr>

--- a/blended_learning/gitcubeQR.docx
+++ b/blended_learning/gitcubeQR.docx
@@ -610,6 +610,39 @@
     </w:p>
     <w:p>
       <w:pPr>
+        <w:pStyle w:val="Normal"/>
+        <w:bidi w:val="0"/>
+        <w:jc w:val="left"/>
+        <w:rPr/>
+      </w:pPr>
+      <w:r>
+        <w:rPr/>
+      </w:r>
+    </w:p>
+    <w:p>
+      <w:pPr>
+        <w:pStyle w:val="Normal"/>
+        <w:bidi w:val="0"/>
+        <w:jc w:val="left"/>
+        <w:rPr/>
+      </w:pPr>
+      <w:r>
+        <w:rPr/>
+      </w:r>
+    </w:p>
+    <w:p>
+      <w:pPr>
+        <w:pStyle w:val="Normal"/>
+        <w:bidi w:val="0"/>
+        <w:jc w:val="left"/>
+        <w:rPr/>
+      </w:pPr>
+      <w:r>
+        <w:rPr/>
+      </w:r>
+    </w:p>
+    <w:p>
+      <w:pPr>
         <w:pStyle w:val="1"/>
         <w:keepNext w:val="true"/>
         <w:widowControl/>
@@ -620,106 +653,21 @@
         <w:suppressAutoHyphens w:val="true"/>
         <w:bidi w:val="0"/>
         <w:spacing w:before="240" w:after="120"/>
-        <w:ind w:left="-170" w:right="0" w:hanging="0"/>
+        <w:ind w:left="1247" w:right="0" w:hanging="0"/>
         <w:jc w:val="left"/>
         <w:rPr>
-          <w:b w:val="false"/>
-          <w:b w:val="false"/>
-          <w:bCs w:val="false"/>
+          <w:rFonts w:ascii="Liberation Serif" w:hAnsi="Liberation Serif"/>
+        </w:rPr>
+      </w:pPr>
+      <w:r>
+        <w:rPr>
+          <w:rFonts w:ascii="Liberation Serif" w:hAnsi="Liberation Serif"/>
+          <w:b/>
+          <w:bCs/>
           <w:sz w:val="24"/>
           <w:szCs w:val="24"/>
         </w:rPr>
-      </w:pPr>
-      <w:r>
-        <w:rPr/>
-      </w:r>
-    </w:p>
-    <w:p>
-      <w:pPr>
-        <w:pStyle w:val="1"/>
-        <w:widowControl/>
-        <w:numPr>
-          <w:ilvl w:val="0"/>
-          <w:numId w:val="0"/>
-        </w:numPr>
-        <w:suppressAutoHyphens w:val="true"/>
-        <w:bidi w:val="0"/>
-        <w:spacing w:before="240" w:after="120"/>
-        <w:ind w:left="-170" w:right="0" w:hanging="0"/>
-        <w:jc w:val="left"/>
-        <w:rPr/>
-      </w:pPr>
-      <w:r>
-        <w:rPr>
-          <w:b w:val="false"/>
-          <w:bCs w:val="false"/>
-          <w:sz w:val="24"/>
-          <w:szCs w:val="24"/>
-        </w:rPr>
-        <w:t xml:space="preserve">                     </w:t>
-      </w:r>
-      <w:r>
-        <w:rPr>
-          <w:b w:val="false"/>
-          <w:bCs w:val="false"/>
-          <w:sz w:val="24"/>
-          <w:szCs w:val="24"/>
-        </w:rPr>
-        <w:t>Программа «</w:t>
-      </w:r>
-      <w:r>
-        <w:rPr>
-          <w:b w:val="false"/>
-          <w:bCs w:val="false"/>
-          <w:sz w:val="24"/>
-          <w:szCs w:val="24"/>
-        </w:rPr>
-        <w:t xml:space="preserve">Смешанное </w:t>
-      </w:r>
-      <w:r>
-        <w:rPr>
-          <w:b w:val="false"/>
-          <w:bCs w:val="false"/>
-          <w:sz w:val="24"/>
-          <w:szCs w:val="24"/>
-        </w:rPr>
-        <w:t>персонализированно</w:t>
-      </w:r>
-      <w:r>
-        <w:rPr>
-          <w:b w:val="false"/>
-          <w:bCs w:val="false"/>
-          <w:sz w:val="24"/>
-          <w:szCs w:val="24"/>
-        </w:rPr>
-        <w:t>е</w:t>
-      </w:r>
-      <w:r>
-        <w:rPr>
-          <w:b w:val="false"/>
-          <w:bCs w:val="false"/>
-          <w:sz w:val="24"/>
-          <w:szCs w:val="24"/>
-        </w:rPr>
-        <w:t xml:space="preserve"> образовани</w:t>
-      </w:r>
-      <w:r>
-        <w:rPr>
-          <w:b w:val="false"/>
-          <w:bCs w:val="false"/>
-          <w:sz w:val="24"/>
-          <w:szCs w:val="24"/>
-        </w:rPr>
-        <w:t>е</w:t>
-      </w:r>
-      <w:r>
-        <w:rPr>
-          <w:b w:val="false"/>
-          <w:bCs w:val="false"/>
-          <w:sz w:val="24"/>
-          <w:szCs w:val="24"/>
-        </w:rPr>
-        <w:t>»</w:t>
+        <w:t>Программа «Смешанное персонализированное образование»</w:t>
       </w:r>
     </w:p>
     <w:p>
